--- a/Volume 1/Chapter 07 - Networking Basics/SPA_Vol1_Ch7_Lesson7_1a_IP_Addresses_EXTENDED.docx
+++ b/Volume 1/Chapter 07 - Networking Basics/SPA_Vol1_Ch7_Lesson7_1a_IP_Addresses_EXTENDED.docx
@@ -918,7 +918,7 @@
         <w:keepNext/>
       </w:pPr>
       <w:r>
-        <w:t>Save each file from this lesson into the matching path in the project layout. As in Chapter 1, notepad .\rust\Cargo.toml creates and opens one: choose Yes, type the file, save it with Ctrl+S, and close Notepad. Then install forge-std, Foundry's standard library, into the Solidity project. Linux Assembly runs in WSL or on a Linux computer.</w:t>
+        <w:t>Next, let the tools create the Rust and Solidity projects. Remember, Cargo.toml describes the project: cargo init .\rust writes it, with a starter program, src\main.rs. This lesson's programs live in src\bin, one file per program, so Remove-Item deletes the starter. Remember, forge init makes the Solidity project: --no-git and --offline work as in Chapter 1, --empty leaves out forge's example contracts, and --force lets it fill the solidity folder, which already holds the empty folders made above.</w:t>
       </w:r>
     </w:p>
     <w:p>
@@ -932,6 +932,117 @@
         <w:keepNext/>
       </w:pPr>
       <w:r>
+        <w:t>cargo init .\rust --name ip_addresses --vcs none</w:t>
+      </w:r>
+    </w:p>
+    <w:p>
+      <w:pPr>
+        <w:pStyle w:val="CommandBlock"/>
+        <w:keepNext/>
+      </w:pPr>
+      <w:r>
+        <w:t>Remove-Item .\rust\src\main.rs</w:t>
+      </w:r>
+    </w:p>
+    <w:p>
+      <w:pPr>
+        <w:pStyle w:val="CommandBlock"/>
+      </w:pPr>
+      <w:r>
+        <w:t>forge init .\solidity --empty --no-git --offline --force</w:t>
+      </w:r>
+    </w:p>
+    <w:p>
+      <w:pPr>
+        <w:keepNext/>
+      </w:pPr>
+    </w:p>
+    <w:p>
+      <w:r>
+        <w:t>Then type the Solidity project's settings over the foundry.toml that forge init wrote. foundry.toml is Lesson 3.16a's without fs_permissions: these scripts read and write no files. notepad .\solidity\foundry.toml opens the file: replace its text with the file below, save it with Ctrl+S, and close Notepad.</w:t>
+      </w:r>
+    </w:p>
+    <w:p>
+      <w:pPr>
+        <w:keepNext/>
+      </w:pPr>
+    </w:p>
+    <w:p>
+      <w:pPr>
+        <w:pStyle w:val="Heading3"/>
+      </w:pPr>
+      <w:r>
+        <w:t>solidity/foundry.toml</w:t>
+      </w:r>
+    </w:p>
+    <w:p>
+      <w:pPr>
+        <w:pStyle w:val="SourceCode"/>
+        <w:keepNext/>
+      </w:pPr>
+      <w:r>
+        <w:t>[profile.default]</w:t>
+      </w:r>
+    </w:p>
+    <w:p>
+      <w:pPr>
+        <w:pStyle w:val="SourceCode"/>
+        <w:keepNext/>
+      </w:pPr>
+      <w:r>
+        <w:t># The scripts in script/ are the only Solidity sources in this project.</w:t>
+      </w:r>
+    </w:p>
+    <w:p>
+      <w:pPr>
+        <w:pStyle w:val="SourceCode"/>
+        <w:keepNext/>
+      </w:pPr>
+      <w:r>
+        <w:t>src = "script"</w:t>
+      </w:r>
+    </w:p>
+    <w:p>
+      <w:pPr>
+        <w:pStyle w:val="SourceCode"/>
+        <w:keepNext/>
+      </w:pPr>
+      <w:r>
+        <w:t># forge install puts forge-std in lib/.</w:t>
+      </w:r>
+    </w:p>
+    <w:p>
+      <w:pPr>
+        <w:pStyle w:val="SourceCode"/>
+      </w:pPr>
+      <w:r>
+        <w:t>libs = ["lib"]</w:t>
+      </w:r>
+    </w:p>
+    <w:p>
+      <w:pPr>
+        <w:keepNext/>
+      </w:pPr>
+    </w:p>
+    <w:p>
+      <w:pPr>
+        <w:keepNext/>
+      </w:pPr>
+      <w:r>
+        <w:t>Then install forge-std, Foundry's standard library, into the Solidity project. Linux Assembly runs in WSL or on a Linux computer.</w:t>
+      </w:r>
+    </w:p>
+    <w:p>
+      <w:pPr>
+        <w:keepNext/>
+      </w:pPr>
+    </w:p>
+    <w:p>
+      <w:pPr>
+        <w:pStyle w:val="CommandBlock"/>
+        <w:keepNext/>
+      </w:pPr>
+      <w:r>
         <w:t>Push-Location .\solidity</w:t>
       </w:r>
     </w:p>
@@ -958,6 +1069,16 @@
       </w:pPr>
     </w:p>
     <w:p>
+      <w:r>
+        <w:t>You save each source file in its language's section below, as each is shown. As in Chapter 1, notepad .\rust\src\bin\basic_addresses.rs creates and opens one: choose Yes, type the file, save it with Ctrl+S, and close Notepad.</w:t>
+      </w:r>
+    </w:p>
+    <w:p>
+      <w:pPr>
+        <w:keepNext/>
+      </w:pPr>
+    </w:p>
+    <w:p>
       <w:pPr>
         <w:keepNext/>
       </w:pPr>
@@ -1019,7 +1140,7 @@
         <w:keepNext/>
       </w:pPr>
       <w:r>
-        <w:t>Save each file from this lesson into the matching path in the project layout. As in Chapter 1, nano ./rust/Cargo.toml creates and opens one: type the file, then save and close it with Ctrl+O, Enter, then Ctrl+X. Then install forge-std.</w:t>
+        <w:t>Then create the Rust and Solidity projects with the same commands as on Windows; rm deletes the starter main.rs.</w:t>
       </w:r>
     </w:p>
     <w:p>
@@ -1030,6 +1151,50 @@
     <w:p>
       <w:pPr>
         <w:pStyle w:val="CommandBlock"/>
+        <w:keepNext/>
+      </w:pPr>
+      <w:r>
+        <w:t>cargo init ./rust --name ip_addresses --vcs none</w:t>
+      </w:r>
+    </w:p>
+    <w:p>
+      <w:pPr>
+        <w:pStyle w:val="CommandBlock"/>
+        <w:keepNext/>
+      </w:pPr>
+      <w:r>
+        <w:t>rm ./rust/src/main.rs</w:t>
+      </w:r>
+    </w:p>
+    <w:p>
+      <w:pPr>
+        <w:pStyle w:val="CommandBlock"/>
+      </w:pPr>
+      <w:r>
+        <w:t>forge init ./solidity --empty --no-git --offline --force</w:t>
+      </w:r>
+    </w:p>
+    <w:p>
+      <w:pPr>
+        <w:keepNext/>
+      </w:pPr>
+    </w:p>
+    <w:p>
+      <w:pPr>
+        <w:keepNext/>
+      </w:pPr>
+      <w:r>
+        <w:t>Type solidity/foundry.toml exactly as shown in the Windows setup, over the file forge init wrote. Then install forge-std.</w:t>
+      </w:r>
+    </w:p>
+    <w:p>
+      <w:pPr>
+        <w:keepNext/>
+      </w:pPr>
+    </w:p>
+    <w:p>
+      <w:pPr>
+        <w:pStyle w:val="CommandBlock"/>
       </w:pPr>
       <w:r>
         <w:t>(cd ./solidity &amp;&amp; forge install foundry-rs/forge-std@v1.16.2 --no-git)</w:t>
@@ -1041,6 +1206,16 @@
       </w:pPr>
     </w:p>
     <w:p>
+      <w:r>
+        <w:t>You save each source file in its language's section below, as each is shown. As in Chapter 1, nano ./rust/src/bin/basic_addresses.rs creates and opens one: type the file, then save and close it with Ctrl+O, Enter, then Ctrl+X.</w:t>
+      </w:r>
+    </w:p>
+    <w:p>
+      <w:pPr>
+        <w:keepNext/>
+      </w:pPr>
+    </w:p>
+    <w:p>
       <w:pPr>
         <w:keepNext/>
       </w:pPr>
@@ -18647,7 +18822,7 @@
     </w:p>
     <w:p>
       <w:r>
-        <w:t>Cargo.toml names this lesson's package, ip_addresses, with edition 2024; std::net comes with Rust, so it lists no crates. foundry.toml is Lesson 3.16a's without fs_permissions: these scripts read and write no files.</w:t>
+        <w:t>This is the file the setup commands wrote, shown here so you can check yours. Cargo.toml names this lesson's package, ip_addresses, with edition 2024; std::net comes with Rust, so it lists no crates. cargo init does not write the comment lines, which are this lesson's notes about the file; the blank lines may differ.</w:t>
       </w:r>
     </w:p>
     <w:p>
@@ -18734,68 +18909,6 @@
       </w:pPr>
       <w:r>
         <w:t>[dependencies]</w:t>
-      </w:r>
-    </w:p>
-    <w:p>
-      <w:pPr>
-        <w:keepNext/>
-      </w:pPr>
-    </w:p>
-    <w:p>
-      <w:pPr>
-        <w:keepNext/>
-      </w:pPr>
-    </w:p>
-    <w:p>
-      <w:pPr>
-        <w:pStyle w:val="Heading2"/>
-      </w:pPr>
-      <w:r>
-        <w:t>solidity/foundry.toml</w:t>
-      </w:r>
-    </w:p>
-    <w:p>
-      <w:pPr>
-        <w:pStyle w:val="SourceCode"/>
-        <w:keepNext/>
-      </w:pPr>
-      <w:r>
-        <w:t>[profile.default]</w:t>
-      </w:r>
-    </w:p>
-    <w:p>
-      <w:pPr>
-        <w:pStyle w:val="SourceCode"/>
-        <w:keepNext/>
-      </w:pPr>
-      <w:r>
-        <w:t># The scripts in script/ are the only Solidity sources in this project.</w:t>
-      </w:r>
-    </w:p>
-    <w:p>
-      <w:pPr>
-        <w:pStyle w:val="SourceCode"/>
-        <w:keepNext/>
-      </w:pPr>
-      <w:r>
-        <w:t>src = "script"</w:t>
-      </w:r>
-    </w:p>
-    <w:p>
-      <w:pPr>
-        <w:pStyle w:val="SourceCode"/>
-        <w:keepNext/>
-      </w:pPr>
-      <w:r>
-        <w:t># forge install puts forge-std in lib/.</w:t>
-      </w:r>
-    </w:p>
-    <w:p>
-      <w:pPr>
-        <w:pStyle w:val="SourceCode"/>
-      </w:pPr>
-      <w:r>
-        <w:t>libs = ["lib"]</w:t>
       </w:r>
     </w:p>
     <w:p>
@@ -20065,31 +20178,31 @@
       </w:rPr>
     </w:lvl>
   </w:abstractNum>
-  <w:num w:numId="1" w16cid:durableId="473375856">
+  <w:num w:numId="1" w16cid:durableId="1018889883">
     <w:abstractNumId w:val="8"/>
   </w:num>
-  <w:num w:numId="2" w16cid:durableId="69892256">
+  <w:num w:numId="2" w16cid:durableId="1351222322">
     <w:abstractNumId w:val="6"/>
   </w:num>
-  <w:num w:numId="3" w16cid:durableId="1819883134">
+  <w:num w:numId="3" w16cid:durableId="879711240">
     <w:abstractNumId w:val="5"/>
   </w:num>
-  <w:num w:numId="4" w16cid:durableId="1051001269">
+  <w:num w:numId="4" w16cid:durableId="1759866614">
     <w:abstractNumId w:val="4"/>
   </w:num>
-  <w:num w:numId="5" w16cid:durableId="1698461682">
+  <w:num w:numId="5" w16cid:durableId="654381008">
     <w:abstractNumId w:val="7"/>
   </w:num>
-  <w:num w:numId="6" w16cid:durableId="1207453437">
+  <w:num w:numId="6" w16cid:durableId="789863997">
     <w:abstractNumId w:val="3"/>
   </w:num>
-  <w:num w:numId="7" w16cid:durableId="791635236">
+  <w:num w:numId="7" w16cid:durableId="539826154">
     <w:abstractNumId w:val="2"/>
   </w:num>
-  <w:num w:numId="8" w16cid:durableId="1883666140">
+  <w:num w:numId="8" w16cid:durableId="1836528094">
     <w:abstractNumId w:val="1"/>
   </w:num>
-  <w:num w:numId="9" w16cid:durableId="1572622575">
+  <w:num w:numId="9" w16cid:durableId="1147014690">
     <w:abstractNumId w:val="0"/>
   </w:num>
 </w:numbering>

--- a/Volume 1/Chapter 07 - Networking Basics/SPA_Vol1_Ch7_Lesson7_1a_IP_Addresses_EXTENDED.docx
+++ b/Volume 1/Chapter 07 - Networking Basics/SPA_Vol1_Ch7_Lesson7_1a_IP_Addresses_EXTENDED.docx
@@ -981,7 +981,7 @@
         <w:keepNext/>
       </w:pPr>
       <w:r>
-        <w:t>[profile.default]</w:t>
+        <w:t>[profile.default]  # Remember, the settings forge uses by default.</w:t>
       </w:r>
     </w:p>
     <w:p>
@@ -5312,7 +5312,6 @@
     <w:p>
       <w:pPr>
         <w:pStyle w:val="SourceCode"/>
-        <w:keepNext/>
       </w:pPr>
       <w:r>
         <w:t xml:space="preserve">    pop r12</w:t>
@@ -5321,7 +5320,6 @@
     <w:p>
       <w:pPr>
         <w:pStyle w:val="SourceCode"/>
-        <w:keepNext/>
       </w:pPr>
       <w:r>
         <w:t xml:space="preserve">    pop rbx</w:t>
@@ -5330,6 +5328,7 @@
     <w:p>
       <w:pPr>
         <w:pStyle w:val="SourceCode"/>
+        <w:keepNext/>
       </w:pPr>
       <w:r>
         <w:t xml:space="preserve">    ret</w:t>
@@ -5337,6 +5336,29 @@
     </w:p>
     <w:p>
       <w:pPr>
+        <w:pStyle w:val="SourceCode"/>
+        <w:keepNext/>
+      </w:pPr>
+    </w:p>
+    <w:p>
+      <w:pPr>
+        <w:pStyle w:val="SourceCode"/>
+        <w:keepNext/>
+      </w:pPr>
+      <w:r>
+        <w:t>; Remember, this marks the stack as not executable, as Linux linkers expect.</w:t>
+      </w:r>
+    </w:p>
+    <w:p>
+      <w:pPr>
+        <w:pStyle w:val="SourceCode"/>
+      </w:pPr>
+      <w:r>
+        <w:t>section .note.GNU-stack noalloc noexec nowrite progbits</w:t>
+      </w:r>
+    </w:p>
+    <w:p>
+      <w:pPr>
         <w:keepNext/>
       </w:pPr>
     </w:p>
@@ -7942,7 +7964,7 @@
         <w:pStyle w:val="SourceCode"/>
       </w:pPr>
       <w:r>
-        <w:t xml:space="preserve">    ; colon starts one byte later.</w:t>
+        <w:t xml:space="preserve">    ; colon starts one byte later. Remember, '.' and ':' are character codes.</w:t>
       </w:r>
     </w:p>
     <w:p>
@@ -11888,7 +11910,6 @@
     <w:p>
       <w:pPr>
         <w:pStyle w:val="SourceCode"/>
-        <w:keepNext/>
       </w:pPr>
       <w:r>
         <w:t xml:space="preserve">    pop r12</w:t>
@@ -11897,7 +11918,6 @@
     <w:p>
       <w:pPr>
         <w:pStyle w:val="SourceCode"/>
-        <w:keepNext/>
       </w:pPr>
       <w:r>
         <w:t xml:space="preserve">    pop rbx</w:t>
@@ -11906,6 +11926,7 @@
     <w:p>
       <w:pPr>
         <w:pStyle w:val="SourceCode"/>
+        <w:keepNext/>
       </w:pPr>
       <w:r>
         <w:t xml:space="preserve">    ret</w:t>
@@ -11913,6 +11934,29 @@
     </w:p>
     <w:p>
       <w:pPr>
+        <w:pStyle w:val="SourceCode"/>
+        <w:keepNext/>
+      </w:pPr>
+    </w:p>
+    <w:p>
+      <w:pPr>
+        <w:pStyle w:val="SourceCode"/>
+        <w:keepNext/>
+      </w:pPr>
+      <w:r>
+        <w:t>; Remember, this marks the stack as not executable, as Linux linkers expect.</w:t>
+      </w:r>
+    </w:p>
+    <w:p>
+      <w:pPr>
+        <w:pStyle w:val="SourceCode"/>
+      </w:pPr>
+      <w:r>
+        <w:t>section .note.GNU-stack noalloc noexec nowrite progbits</w:t>
+      </w:r>
+    </w:p>
+    <w:p>
+      <w:pPr>
         <w:keepNext/>
       </w:pPr>
     </w:p>
@@ -12686,31 +12730,31 @@
         <w:pStyle w:val="SourceCode"/>
       </w:pPr>
       <w:r>
-        <w:t xml:space="preserve">                // An IPv6 address has 16 bytes: octets() gives [u8; 16].</w:t>
-      </w:r>
-    </w:p>
-    <w:p>
-      <w:pPr>
-        <w:pStyle w:val="SourceCode"/>
-      </w:pPr>
-      <w:r>
-        <w:t xml:space="preserve">                // to_string() writes the address in the standard form, so</w:t>
-      </w:r>
-    </w:p>
-    <w:p>
-      <w:pPr>
-        <w:pStyle w:val="SourceCode"/>
-      </w:pPr>
-      <w:r>
-        <w:t xml:space="preserve">                // the loopback address is compared as its written form,</w:t>
-      </w:r>
-    </w:p>
-    <w:p>
-      <w:pPr>
-        <w:pStyle w:val="SourceCode"/>
-      </w:pPr>
-      <w:r>
-        <w:t xml:space="preserve">                // "::1". 0xfc is a byte written in hexadecimal, 252.</w:t>
+        <w:t xml:space="preserve">                // octets() gives the 16 bytes, [u8; 16]; to_string() writes the</w:t>
+      </w:r>
+    </w:p>
+    <w:p>
+      <w:pPr>
+        <w:pStyle w:val="SourceCode"/>
+      </w:pPr>
+      <w:r>
+        <w:t xml:space="preserve">                // standard form, so loopback is compared as "::1". 0xfc is 252</w:t>
+      </w:r>
+    </w:p>
+    <w:p>
+      <w:pPr>
+        <w:pStyle w:val="SourceCode"/>
+      </w:pPr>
+      <w:r>
+        <w:t xml:space="preserve">                // in hexadecimal. fc00::/7 is 0xfc or 0xfd, fe80::/10 is 0xfe</w:t>
+      </w:r>
+    </w:p>
+    <w:p>
+      <w:pPr>
+        <w:pStyle w:val="SourceCode"/>
+      </w:pPr>
+      <w:r>
+        <w:t xml:space="preserve">                // then 0x80 to 0xbf, 3fff::/20 is 0x3f 0xff then 0x00 to 0x0f.</w:t>
       </w:r>
     </w:p>
     <w:p>
@@ -19771,6 +19815,14 @@
       </w:pPr>
       <w:r>
         <w:t>Solidity: in classifyIpv4, before its last return, return "multicast" when (ipAddress &amp; 0xf0000000) == 0xe0000000: the mask keeps the top 4 bits, and 1110 is 224 to 239. Add ipv4(224, 0, 0, 251) after ipv4(1, 1, 1, 1) and make the array bytes4[9]. There is no IPv6 line to add.</w:t>
+      </w:r>
+    </w:p>
+    <w:p>
+      <w:pPr>
+        <w:pStyle w:val="ListBullet"/>
+      </w:pPr>
+      <w:r>
+        <w:t>Update the comment the change makes stale: in Rust, Erlang, and Solidity, the record's class is now one of seven words, not six.</w:t>
       </w:r>
     </w:p>
     <w:p>
@@ -20178,31 +20230,31 @@
       </w:rPr>
     </w:lvl>
   </w:abstractNum>
-  <w:num w:numId="1" w16cid:durableId="1018889883">
+  <w:num w:numId="1" w16cid:durableId="1068190533">
     <w:abstractNumId w:val="8"/>
   </w:num>
-  <w:num w:numId="2" w16cid:durableId="1351222322">
+  <w:num w:numId="2" w16cid:durableId="1603142875">
     <w:abstractNumId w:val="6"/>
   </w:num>
-  <w:num w:numId="3" w16cid:durableId="879711240">
+  <w:num w:numId="3" w16cid:durableId="1931236269">
     <w:abstractNumId w:val="5"/>
   </w:num>
-  <w:num w:numId="4" w16cid:durableId="1759866614">
+  <w:num w:numId="4" w16cid:durableId="1599409131">
     <w:abstractNumId w:val="4"/>
   </w:num>
-  <w:num w:numId="5" w16cid:durableId="654381008">
+  <w:num w:numId="5" w16cid:durableId="882450730">
     <w:abstractNumId w:val="7"/>
   </w:num>
-  <w:num w:numId="6" w16cid:durableId="789863997">
+  <w:num w:numId="6" w16cid:durableId="1648822861">
     <w:abstractNumId w:val="3"/>
   </w:num>
-  <w:num w:numId="7" w16cid:durableId="539826154">
+  <w:num w:numId="7" w16cid:durableId="509298873">
     <w:abstractNumId w:val="2"/>
   </w:num>
-  <w:num w:numId="8" w16cid:durableId="1836528094">
+  <w:num w:numId="8" w16cid:durableId="75787074">
     <w:abstractNumId w:val="1"/>
   </w:num>
-  <w:num w:numId="9" w16cid:durableId="1147014690">
+  <w:num w:numId="9" w16cid:durableId="1355888818">
     <w:abstractNumId w:val="0"/>
   </w:num>
 </w:numbering>
